--- a/FP/TN-1640786/Final/JCE_FP_TN-1640786_Final_RevG.docx
+++ b/FP/TN-1640786/Final/JCE_FP_TN-1640786_Final_RevG.docx
@@ -2873,7 +2873,7 @@
     <w:p>
       <w:pPr>
         <w:pStyle w:val="ListBullet"/>
-        <w:keepNext/>
+        <w:keepNext w:val="0"/>
         <w:spacing w:after="40"/>
       </w:pPr>
       <w:r>
@@ -2894,7 +2894,7 @@
     <w:p>
       <w:pPr>
         <w:pStyle w:val="ListBullet"/>
-        <w:keepNext/>
+        <w:keepNext w:val="0"/>
         <w:spacing w:after="40"/>
       </w:pPr>
       <w:r>
@@ -2915,7 +2915,7 @@
     <w:p>
       <w:pPr>
         <w:pStyle w:val="ListBullet"/>
-        <w:keepNext/>
+        <w:keepNext w:val="0"/>
         <w:spacing w:after="40"/>
       </w:pPr>
       <w:r>
@@ -2936,7 +2936,7 @@
     <w:p>
       <w:pPr>
         <w:pStyle w:val="ListBullet"/>
-        <w:keepNext/>
+        <w:keepNext w:val="0"/>
         <w:spacing w:after="40"/>
       </w:pPr>
       <w:r>
@@ -2957,7 +2957,7 @@
     <w:p>
       <w:pPr>
         <w:pStyle w:val="ListBullet"/>
-        <w:keepNext/>
+        <w:keepNext w:val="0"/>
         <w:spacing w:after="40"/>
       </w:pPr>
       <w:r>
@@ -2973,6 +2973,27 @@
           <w:i w:val="0"/>
         </w:rPr>
         <w:t>Has worked for a regional council in Far North Queensland, including shortlisting consultants for a council tender.</w:t>
+      </w:r>
+    </w:p>
+    <w:p>
+      <w:pPr>
+        <w:pStyle w:val="ListBullet"/>
+        <w:keepNext w:val="0"/>
+        <w:spacing w:after="40"/>
+      </w:pPr>
+      <w:r>
+        <w:rPr>
+          <w:b/>
+          <w:i w:val="0"/>
+        </w:rPr>
+        <w:t xml:space="preserve">Council projects (Jayden Callen, while at Langtrees). </w:t>
+      </w:r>
+      <w:r>
+        <w:rPr>
+          <w:b w:val="0"/>
+          <w:i w:val="0"/>
+        </w:rPr>
+        <w:t>Floodway rectification, Tablelands Regional Council (QLD): engineering for the rectification of a floodway on Council's road network. Leachate storage facility, Tablelands Regional Council (QLD): engineering for a landfill leachate storage facility. Referee: Darren Quilliam, Tablelands Regional Council.</w:t>
       </w:r>
     </w:p>
     <w:p>
@@ -3122,6 +3143,20 @@
           <w:i w:val="0"/>
         </w:rPr>
         <w:t>Maverick Partner, CPB Contractors (RAAF Base Townsville, Defence delivery project). Contact details available on request.</w:t>
+      </w:r>
+    </w:p>
+    <w:p>
+      <w:pPr>
+        <w:pStyle w:val="ListBullet"/>
+        <w:keepNext/>
+        <w:spacing w:after="40"/>
+      </w:pPr>
+      <w:r>
+        <w:rPr>
+          <w:b w:val="0"/>
+          <w:i w:val="0"/>
+        </w:rPr>
+        <w:t>Darren Quilliam, Tablelands Regional Council (Jayden's Tablelands projects while at Langtrees). Contact details available on request.</w:t>
       </w:r>
     </w:p>
     <w:p>

--- a/FP/TN-1640786/Final/JCE_FP_TN-1640786_Final_RevG.docx
+++ b/FP/TN-1640786/Final/JCE_FP_TN-1640786_Final_RevG.docx
@@ -385,7 +385,7 @@
           <w:b w:val="0"/>
           <w:i w:val="0"/>
         </w:rPr>
-        <w:t>JCE will deliver the engagement as lead consultant, with a specialist contributions planner and a quantity surveyor working to one program under JCE's Director, Jayden Callen. Jayden leads the commission personally and is Council's single point of contact. His recent roles have been in civil design management: coordinating several disciplines and subconsultants into one package, preparing engineer's estimates and bills of quantities, and reviewing work before it reaches the client. He has also worked for a regional council in Far North Queensland, where he shortlisted consultants for a council tender, so he knows what a council officer needs after award: clear hold points, no surprises on scope or fee, and records Council can audit.</w:t>
+        <w:t>JCE will deliver the engagement as lead consultant, with a specialist contributions planner and a quantity surveyor working to one program under JCE's Director, Jayden Callen. Sunny Lotay (RPEQ, NER), JCE's associate principal engineer, provides independent technical review of the engineering outputs. Jayden leads the commission personally and is Council's single point of contact. His recent roles have been in civil design management: coordinating several disciplines and subconsultants into one package, preparing engineer's estimates and bills of quantities, and reviewing work before it reaches the client. He has also worked for a regional council in Far North Queensland, where he shortlisted consultants for a council tender, so he knows what a council officer needs after award: clear hold points, no surprises on scope or fee, and records Council can audit.</w:t>
       </w:r>
     </w:p>
     <w:p>
@@ -403,7 +403,7 @@
           <w:b w:val="0"/>
           <w:i w:val="0"/>
         </w:rPr>
-        <w:t>Our lump sum for JCE's services is $78,165.88 excluding GST. With provisional sums of $58,300.00 for the planning partner and the quantity surveyor, the total is $136,465.88 excluding GST ($150,112.46 including GST). The provisional sums will be replaced with quoted figures before award if Council requests.</w:t>
+        <w:t>Our lump sum for JCE's services is $80,565.88 excluding GST. With provisional sums of $58,300.00 for the planning partner and the quantity surveyor, the total is $138,865.88 excluding GST ($152,752.47 including GST). The provisional sums will be replaced with quoted figures before award if Council requests.</w:t>
       </w:r>
     </w:p>
     <w:p>
@@ -927,6 +927,7 @@
     <w:p>
       <w:pPr>
         <w:pStyle w:val="ListBullet"/>
+        <w:keepNext/>
         <w:spacing w:after="40"/>
       </w:pPr>
       <w:r>
@@ -935,6 +936,19 @@
           <w:i w:val="0"/>
         </w:rPr>
         <w:t>JCE coordinates the planning partner and quantity surveyor and is accountable to Council for all deliverables.</w:t>
+      </w:r>
+    </w:p>
+    <w:p>
+      <w:pPr>
+        <w:pStyle w:val="ListBullet"/>
+        <w:spacing w:after="40"/>
+      </w:pPr>
+      <w:r>
+        <w:rPr>
+          <w:b w:val="0"/>
+          <w:i w:val="0"/>
+        </w:rPr>
+        <w:t>Sunny Lotay (RPEQ, NER) carries out independent technical review of the works schedule, cost estimates, heavy haulage calculation and background report before issue, and is backup project lead.</w:t>
       </w:r>
     </w:p>
     <w:p>
@@ -2855,6 +2869,372 @@
           <w:color w:val="C9A227"/>
           <w:sz w:val="21"/>
         </w:rPr>
+        <w:t>Core team</w:t>
+      </w:r>
+    </w:p>
+    <w:tbl>
+      <w:tblPr>
+        <w:tblStyle w:val="TableGrid"/>
+        <w:tblW w:type="auto" w:w="0"/>
+        <w:jc w:val="center"/>
+        <w:tblLayout w:type="fixed"/>
+        <w:tblLook w:firstColumn="1" w:firstRow="1" w:lastColumn="0" w:lastRow="0" w:noHBand="0" w:noVBand="1" w:val="04A0"/>
+        <w:tblLayout w:type="fixed"/>
+      </w:tblPr>
+      <w:tblGrid>
+        <w:gridCol w:w="2381"/>
+        <w:gridCol w:w="3175"/>
+        <w:gridCol w:w="4082"/>
+      </w:tblGrid>
+      <w:tr>
+        <w:trPr>
+          <w:cantSplit/>
+        </w:trPr>
+        <w:tc>
+          <w:tcPr>
+            <w:tcW w:type="dxa" w:w="2381"/>
+            <w:shd w:val="clear" w:color="auto" w:fill="1A1A1A"/>
+          </w:tcPr>
+          <w:p>
+            <w:pPr>
+              <w:keepNext/>
+              <w:spacing w:after="20"/>
+            </w:pPr>
+            <w:r/>
+            <w:r>
+              <w:rPr>
+                <w:b/>
+                <w:i w:val="0"/>
+                <w:color w:val="FFFFFF"/>
+                <w:sz w:val="18"/>
+              </w:rPr>
+              <w:t>Role</w:t>
+            </w:r>
+          </w:p>
+        </w:tc>
+        <w:tc>
+          <w:tcPr>
+            <w:tcW w:type="dxa" w:w="3175"/>
+            <w:shd w:val="clear" w:color="auto" w:fill="1A1A1A"/>
+          </w:tcPr>
+          <w:p>
+            <w:pPr>
+              <w:keepNext/>
+              <w:spacing w:after="20"/>
+            </w:pPr>
+            <w:r/>
+            <w:r>
+              <w:rPr>
+                <w:b/>
+                <w:i w:val="0"/>
+                <w:color w:val="FFFFFF"/>
+                <w:sz w:val="18"/>
+              </w:rPr>
+              <w:t>Person</w:t>
+            </w:r>
+          </w:p>
+        </w:tc>
+        <w:tc>
+          <w:tcPr>
+            <w:tcW w:type="dxa" w:w="4082"/>
+            <w:shd w:val="clear" w:color="auto" w:fill="1A1A1A"/>
+          </w:tcPr>
+          <w:p>
+            <w:pPr>
+              <w:keepNext/>
+              <w:spacing w:after="20"/>
+            </w:pPr>
+            <w:r/>
+            <w:r>
+              <w:rPr>
+                <w:b/>
+                <w:i w:val="0"/>
+                <w:color w:val="FFFFFF"/>
+                <w:sz w:val="18"/>
+              </w:rPr>
+              <w:t>Responsibility</w:t>
+            </w:r>
+          </w:p>
+        </w:tc>
+      </w:tr>
+      <w:tr>
+        <w:trPr>
+          <w:cantSplit/>
+        </w:trPr>
+        <w:tc>
+          <w:tcPr>
+            <w:tcW w:type="dxa" w:w="2381"/>
+          </w:tcPr>
+          <w:p>
+            <w:pPr>
+              <w:keepNext/>
+              <w:spacing w:after="20"/>
+            </w:pPr>
+            <w:r/>
+            <w:r>
+              <w:rPr>
+                <w:b w:val="0"/>
+                <w:i w:val="0"/>
+                <w:sz w:val="18"/>
+              </w:rPr>
+              <w:t>Project Director and Lead Engineer</w:t>
+            </w:r>
+          </w:p>
+        </w:tc>
+        <w:tc>
+          <w:tcPr>
+            <w:tcW w:type="dxa" w:w="3175"/>
+          </w:tcPr>
+          <w:p>
+            <w:pPr>
+              <w:keepNext/>
+              <w:spacing w:after="20"/>
+            </w:pPr>
+            <w:r/>
+            <w:r>
+              <w:rPr>
+                <w:b w:val="0"/>
+                <w:i w:val="0"/>
+                <w:sz w:val="18"/>
+              </w:rPr>
+              <w:t>Jayden Callen, Director, JCE</w:t>
+            </w:r>
+          </w:p>
+        </w:tc>
+        <w:tc>
+          <w:tcPr>
+            <w:tcW w:type="dxa" w:w="4082"/>
+          </w:tcPr>
+          <w:p>
+            <w:pPr>
+              <w:keepNext/>
+              <w:spacing w:after="20"/>
+            </w:pPr>
+            <w:r/>
+            <w:r>
+              <w:rPr>
+                <w:b w:val="0"/>
+                <w:i w:val="0"/>
+                <w:sz w:val="18"/>
+              </w:rPr>
+              <w:t>Delivery, coordination, works schedule, cost estimates, heavy haulage review, engineering content</w:t>
+            </w:r>
+          </w:p>
+        </w:tc>
+      </w:tr>
+      <w:tr>
+        <w:trPr>
+          <w:cantSplit/>
+        </w:trPr>
+        <w:tc>
+          <w:tcPr>
+            <w:tcW w:type="dxa" w:w="2381"/>
+          </w:tcPr>
+          <w:p>
+            <w:pPr>
+              <w:keepNext/>
+              <w:spacing w:after="20"/>
+            </w:pPr>
+            <w:r/>
+            <w:r>
+              <w:rPr>
+                <w:b w:val="0"/>
+                <w:i w:val="0"/>
+                <w:sz w:val="18"/>
+              </w:rPr>
+              <w:t>Associate Principal Engineer</w:t>
+            </w:r>
+          </w:p>
+        </w:tc>
+        <w:tc>
+          <w:tcPr>
+            <w:tcW w:type="dxa" w:w="3175"/>
+          </w:tcPr>
+          <w:p>
+            <w:pPr>
+              <w:keepNext/>
+              <w:spacing w:after="20"/>
+            </w:pPr>
+            <w:r/>
+            <w:r>
+              <w:rPr>
+                <w:b w:val="0"/>
+                <w:i w:val="0"/>
+                <w:sz w:val="18"/>
+              </w:rPr>
+              <w:t>Sunny Lotay (RPEQ, NER), Lotay Civil, standing associate of JCE</w:t>
+            </w:r>
+          </w:p>
+        </w:tc>
+        <w:tc>
+          <w:tcPr>
+            <w:tcW w:type="dxa" w:w="4082"/>
+          </w:tcPr>
+          <w:p>
+            <w:pPr>
+              <w:keepNext/>
+              <w:spacing w:after="20"/>
+            </w:pPr>
+            <w:r/>
+            <w:r>
+              <w:rPr>
+                <w:b w:val="0"/>
+                <w:i w:val="0"/>
+                <w:sz w:val="18"/>
+              </w:rPr>
+              <w:t>Independent technical review of engineering outputs; certification where required; backup project lead</w:t>
+            </w:r>
+          </w:p>
+        </w:tc>
+      </w:tr>
+      <w:tr>
+        <w:trPr>
+          <w:cantSplit/>
+        </w:trPr>
+        <w:tc>
+          <w:tcPr>
+            <w:tcW w:type="dxa" w:w="2381"/>
+          </w:tcPr>
+          <w:p>
+            <w:pPr>
+              <w:keepNext/>
+              <w:spacing w:after="20"/>
+            </w:pPr>
+            <w:r/>
+            <w:r>
+              <w:rPr>
+                <w:b w:val="0"/>
+                <w:i w:val="0"/>
+                <w:sz w:val="18"/>
+              </w:rPr>
+              <w:t>Lead contributions planner</w:t>
+            </w:r>
+          </w:p>
+        </w:tc>
+        <w:tc>
+          <w:tcPr>
+            <w:tcW w:type="dxa" w:w="3175"/>
+          </w:tcPr>
+          <w:p>
+            <w:pPr>
+              <w:keepNext/>
+              <w:spacing w:after="20"/>
+            </w:pPr>
+            <w:r/>
+            <w:r>
+              <w:rPr>
+                <w:b w:val="0"/>
+                <w:i w:val="0"/>
+                <w:sz w:val="18"/>
+              </w:rPr>
+              <w:t>[TBC - Jayden] (planning partner)</w:t>
+            </w:r>
+          </w:p>
+        </w:tc>
+        <w:tc>
+          <w:tcPr>
+            <w:tcW w:type="dxa" w:w="4082"/>
+          </w:tcPr>
+          <w:p>
+            <w:pPr>
+              <w:keepNext/>
+              <w:spacing w:after="20"/>
+            </w:pPr>
+            <w:r/>
+            <w:r>
+              <w:rPr>
+                <w:b w:val="0"/>
+                <w:i w:val="0"/>
+                <w:sz w:val="18"/>
+              </w:rPr>
+              <w:t>Growth, nexus, apportionment, plan drafting, exhibition</w:t>
+            </w:r>
+          </w:p>
+        </w:tc>
+      </w:tr>
+      <w:tr>
+        <w:trPr>
+          <w:cantSplit/>
+        </w:trPr>
+        <w:tc>
+          <w:tcPr>
+            <w:tcW w:type="dxa" w:w="2381"/>
+          </w:tcPr>
+          <w:p>
+            <w:pPr>
+              <w:keepNext w:val="0"/>
+              <w:spacing w:after="20"/>
+            </w:pPr>
+            <w:r/>
+            <w:r>
+              <w:rPr>
+                <w:b w:val="0"/>
+                <w:i w:val="0"/>
+                <w:sz w:val="18"/>
+              </w:rPr>
+              <w:t>Cost planner</w:t>
+            </w:r>
+          </w:p>
+        </w:tc>
+        <w:tc>
+          <w:tcPr>
+            <w:tcW w:type="dxa" w:w="3175"/>
+          </w:tcPr>
+          <w:p>
+            <w:pPr>
+              <w:keepNext w:val="0"/>
+              <w:spacing w:after="20"/>
+            </w:pPr>
+            <w:r/>
+            <w:r>
+              <w:rPr>
+                <w:b w:val="0"/>
+                <w:i w:val="0"/>
+                <w:sz w:val="18"/>
+              </w:rPr>
+              <w:t>[TBC - Jayden] (quantity surveyor)</w:t>
+            </w:r>
+          </w:p>
+        </w:tc>
+        <w:tc>
+          <w:tcPr>
+            <w:tcW w:type="dxa" w:w="4082"/>
+          </w:tcPr>
+          <w:p>
+            <w:pPr>
+              <w:keepNext w:val="0"/>
+              <w:spacing w:after="20"/>
+            </w:pPr>
+            <w:r/>
+            <w:r>
+              <w:rPr>
+                <w:b w:val="0"/>
+                <w:i w:val="0"/>
+                <w:sz w:val="18"/>
+              </w:rPr>
+              <w:t>Community, recreation and open space estimates</w:t>
+            </w:r>
+          </w:p>
+        </w:tc>
+      </w:tr>
+    </w:tbl>
+    <w:p>
+      <w:pPr>
+        <w:spacing w:after="40"/>
+      </w:pPr>
+    </w:p>
+    <w:p>
+      <w:pPr>
+        <w:keepNext/>
+        <w:spacing w:before="120" w:after="40"/>
+      </w:pPr>
+      <w:r>
+        <w:rPr>
+          <w:b/>
+          <w:i w:val="0"/>
+          <w:color w:val="C9A227"/>
+          <w:sz w:val="21"/>
+        </w:rPr>
         <w:t>Jayden Callen, Project Director and Lead Engineer (JCE)</w:t>
       </w:r>
     </w:p>
@@ -3028,6 +3408,30 @@
           <w:color w:val="C9A227"/>
           <w:sz w:val="21"/>
         </w:rPr>
+        <w:t>Sunny Lotay, Associate Principal Engineer</w:t>
+      </w:r>
+    </w:p>
+    <w:p>
+      <w:r>
+        <w:rPr>
+          <w:b w:val="0"/>
+          <w:i w:val="0"/>
+        </w:rPr>
+        <w:t>Sunny Lotay, Associate Principal Engineer (RPEQ, NER), Lotay Civil: engaged by JCE under a standing associate agreement as technical reviewer and certifying engineer on JCE commissions. On this commission he reviews the engineering outputs before issue, provides certification if Council requires a suitably qualified engineer's sign-off, and is backup project lead.</w:t>
+      </w:r>
+    </w:p>
+    <w:p>
+      <w:pPr>
+        <w:keepNext/>
+        <w:spacing w:before="120" w:after="40"/>
+      </w:pPr>
+      <w:r>
+        <w:rPr>
+          <w:b/>
+          <w:i w:val="0"/>
+          <w:color w:val="C9A227"/>
+          <w:sz w:val="21"/>
+        </w:rPr>
         <w:t>Lead contributions planner (planning partner)</w:t>
       </w:r>
     </w:p>
@@ -3085,7 +3489,7 @@
           <w:b w:val="0"/>
           <w:i w:val="0"/>
         </w:rPr>
-        <w:t>This is a planning engagement with no engineering certification requirement. Engineering content is prepared and verified by JCE's Director, and planning content by the planning partner's principal.</w:t>
+        <w:t>This is a planning engagement with no engineering certification requirement. Engineering content is prepared and verified by JCE's Director and independently reviewed by Sunny Lotay (RPEQ, NER), who also provides certification if Council requires it. Planning content is signed off by the planning partner's principal.</w:t>
       </w:r>
     </w:p>
     <w:p>
@@ -3888,6 +4292,72 @@
         <w:tc>
           <w:tcPr>
             <w:tcW w:type="dxa" w:w="1247"/>
+          </w:tcPr>
+          <w:p>
+            <w:pPr>
+              <w:keepNext/>
+              <w:spacing w:after="20"/>
+            </w:pPr>
+            <w:r/>
+            <w:r>
+              <w:rPr>
+                <w:b w:val="0"/>
+                <w:i w:val="0"/>
+                <w:sz w:val="18"/>
+              </w:rPr>
+              <w:t>Review</w:t>
+            </w:r>
+          </w:p>
+        </w:tc>
+        <w:tc>
+          <w:tcPr>
+            <w:tcW w:type="dxa" w:w="6406"/>
+          </w:tcPr>
+          <w:p>
+            <w:pPr>
+              <w:keepNext/>
+              <w:spacing w:after="20"/>
+            </w:pPr>
+            <w:r/>
+            <w:r>
+              <w:rPr>
+                <w:b w:val="0"/>
+                <w:i w:val="0"/>
+                <w:sz w:val="18"/>
+              </w:rPr>
+              <w:t>Independent technical review and certification allowance, Sunny Lotay (RPEQ, NER), 12 hours</w:t>
+            </w:r>
+          </w:p>
+        </w:tc>
+        <w:tc>
+          <w:tcPr>
+            <w:tcW w:type="dxa" w:w="1984"/>
+          </w:tcPr>
+          <w:p>
+            <w:pPr>
+              <w:keepNext/>
+              <w:spacing w:after="20"/>
+              <w:jc w:val="right"/>
+            </w:pPr>
+            <w:r/>
+            <w:r>
+              <w:rPr>
+                <w:b w:val="0"/>
+                <w:i w:val="0"/>
+                <w:sz w:val="18"/>
+              </w:rPr>
+              <w:t>$2,400.00</w:t>
+            </w:r>
+          </w:p>
+        </w:tc>
+      </w:tr>
+      <w:tr>
+        <w:trPr>
+          <w:cantSplit/>
+        </w:trPr>
+        <w:tc>
+          <w:tcPr>
+            <w:tcW w:type="dxa" w:w="1247"/>
             <w:shd w:val="clear" w:color="auto" w:fill="F6EFD6"/>
           </w:tcPr>
           <w:p>
@@ -3944,7 +4414,7 @@
                 <w:i w:val="0"/>
                 <w:sz w:val="18"/>
               </w:rPr>
-              <w:t>$78,165.88</w:t>
+              <w:t>$80,565.88</w:t>
             </w:r>
           </w:p>
         </w:tc>
@@ -4212,7 +4682,7 @@
                 <w:i w:val="0"/>
                 <w:sz w:val="18"/>
               </w:rPr>
-              <w:t>$136,465.88</w:t>
+              <w:t>$138,865.88</w:t>
             </w:r>
           </w:p>
         </w:tc>
@@ -4277,7 +4747,7 @@
                 <w:i w:val="0"/>
                 <w:sz w:val="18"/>
               </w:rPr>
-              <w:t>$13,646.59</w:t>
+              <w:t>$13,886.59</w:t>
             </w:r>
           </w:p>
         </w:tc>
@@ -4345,7 +4815,7 @@
                 <w:i w:val="0"/>
                 <w:sz w:val="18"/>
               </w:rPr>
-              <w:t>$150,112.46</w:t>
+              <w:t>$152,752.47</w:t>
             </w:r>
           </w:p>
         </w:tc>
@@ -4483,7 +4953,7 @@
           <w:b w:val="0"/>
           <w:i w:val="0"/>
         </w:rPr>
-        <w:t>JCE holds professional indemnity insurance of $10 million for any one claim and $20 million in the aggregate, public liability insurance of $10 million, and workers compensation insurance. Certificates of currency are attached. If Council's conditions require public liability of $20 million, JCE will lift its cover to $20 million on award. The planning partner and quantity surveyor carry their own professional indemnity cover.</w:t>
+        <w:t>JCE holds professional indemnity insurance of $10 million for any one claim and $20 million in the aggregate, public liability insurance of $10 million, and workers compensation insurance. Certificates of currency are attached. If Council's conditions require public liability of $20 million, JCE will lift its cover to $20 million on award. The planning partner and quantity surveyor carry their own professional indemnity cover. [TBC - Jayden: insurance position for Sunny Lotay's work under the associate agreement.]</w:t>
       </w:r>
     </w:p>
     <w:p>

--- a/FP/TN-1640786/Final/JCE_FP_TN-1640786_Final_RevG.docx
+++ b/FP/TN-1640786/Final/JCE_FP_TN-1640786_Final_RevG.docx
@@ -3268,7 +3268,7 @@
           <w:b w:val="0"/>
           <w:i w:val="0"/>
         </w:rPr>
-        <w:t>Civil Design Manager and Senior Engineer, Langtree Consulting Engineers, Townsville (03/2025 to 05/2026): managed four civil designers, coordinated flood modelling, electrical and hydraulic subconsultants into joint packages, and prepared fee proposals, engineer's estimates and bills of quantities.</w:t>
+        <w:t xml:space="preserve">Civil Design Manager and Senior Engineer, Langtree Consulting, Townsville (03/2025 to 05/2026): managed four civil designers, coordinated flood modelling, electrical and hydraulic subconsultants into joint packages, and prepared fee proposals, engineer's estimates and bills of quantities.</w:t>
       </w:r>
     </w:p>
     <w:p>
@@ -3289,7 +3289,7 @@
           <w:b w:val="0"/>
           <w:i w:val="0"/>
         </w:rPr>
-        <w:t>Civil design management, subconsultant coordination, site inspections and engineering services reports for subdivisions in the remote Cape York communities of Aurukun, Pormpuraaw and Napranum (Langtree).</w:t>
+        <w:t xml:space="preserve">Civil design management, subconsultant coordination, site inspections and engineering services reports for subdivisions in the remote Cape York communities of Aurukun, Pormpuraaw and Napranum (Langtree Consulting).</w:t>
       </w:r>
     </w:p>
     <w:p>
@@ -3366,14 +3366,14 @@
           <w:b/>
           <w:i w:val="0"/>
         </w:rPr>
-        <w:t xml:space="preserve">Council projects (Jayden Callen, while at Langtrees). </w:t>
+        <w:t xml:space="preserve">Council projects (Jayden Callen, while at Langtree Consulting). </w:t>
       </w:r>
       <w:r>
         <w:rPr>
           <w:b w:val="0"/>
           <w:i w:val="0"/>
         </w:rPr>
-        <w:t>Floodway rectification, Tablelands Regional Council (QLD): engineering for the rectification of a floodway on Council's road network. Leachate storage facility, Tablelands Regional Council (QLD): engineering for a landfill leachate storage facility. Referee: Darren Quilliam, Tablelands Regional Council.</w:t>
+        <w:t xml:space="preserve">Floodway rectification, Tablelands Regional Council (QLD): engineering for the rectification of a floodway on Council's road network. Ravenshoe leachate storage facility design modification, Tablelands Regional Council (QLD), 2025 (Jayden Callen while at Langtree Consulting). Referee: Darren Quilliam, Tablelands Regional Council.</w:t>
       </w:r>
     </w:p>
     <w:p>
@@ -3393,7 +3393,7 @@
           <w:b w:val="0"/>
           <w:i w:val="0"/>
         </w:rPr>
-        <w:t>RAAF Base Townsville, Defence delivery project: engineering delivery for CPB Contractors (head contractor). Referee: Maverick Partner, CPB Contractors.</w:t>
+        <w:t xml:space="preserve">RAAF Base Townsville, Defence delivery project: engineering delivery for CPB Contractors (head contractor). Referee: Maverick Parker, CPB Contractors.</w:t>
       </w:r>
     </w:p>
     <w:p>
@@ -3518,7 +3518,7 @@
           <w:b w:val="0"/>
           <w:i w:val="0"/>
         </w:rPr>
-        <w:t>Brett Langtree, Director and Principal Civil Engineer, Langtree Consulting Engineers. 0400 699 979, brett@langtreeconsulting.com.au.</w:t>
+        <w:t xml:space="preserve">Brett Langtree, Director and Principal Civil Engineer, Langtree Consulting. 0400 699 979, brett@langtreeconsulting.com.au.</w:t>
       </w:r>
     </w:p>
     <w:p>
@@ -3546,7 +3546,7 @@
           <w:b w:val="0"/>
           <w:i w:val="0"/>
         </w:rPr>
-        <w:t>Maverick Partner, CPB Contractors (RAAF Base Townsville, Defence delivery project). Contact details available on request.</w:t>
+        <w:t xml:space="preserve">Maverick Parker, CPB Contractors (RAAF Base Townsville, Defence delivery project). Contact details available on request.</w:t>
       </w:r>
     </w:p>
     <w:p>
@@ -3560,7 +3560,7 @@
           <w:b w:val="0"/>
           <w:i w:val="0"/>
         </w:rPr>
-        <w:t>Darren Quilliam, Tablelands Regional Council (Jayden's Tablelands projects while at Langtrees). Contact details available on request.</w:t>
+        <w:t xml:space="preserve">Darren Quilliam, Tablelands Regional Council (Jayden's Tablelands projects while at Langtree Consulting). Contact details available on request.</w:t>
       </w:r>
     </w:p>
     <w:p>
